--- a/docs/validation/V15_Coefficients_Carry_Their_Sample.docx
+++ b/docs/validation/V15_Coefficients_Carry_Their_Sample.docx
@@ -1413,7 +1413,7 @@
           <w:sz w:val="22"/>
           <w:szCs w:val="22"/>
         </w:rPr>
-        <w:t xml:space="preserve">Double-click the R2 file — the R2 file. Power BI Desktop opens it and shows the first report page.</w:t>
+        <w:t xml:space="preserve">Double-click the R2 file — R2_Consumer_Stress.pbip. Power BI Desktop opens it and shows the first report page.</w:t>
       </w:r>
     </w:p>
     <w:p>
